--- a/2025/KrDzU2025poz27.docx
+++ b/2025/KrDzU2025poz27.docx
@@ -307,7 +307,7 @@
           <w:rFonts w:ascii="Times New Roman" w:eastAsiaTheme="minorHAnsi" w:hAnsi="Times New Roman" w:cs="Times New Roman"/>
           <w:lang w:eastAsia="en-US"/>
         </w:rPr>
-        <w:t>, a w wypadku ministra koronnego kierującego działem administracji koronnej – również organy mu podległe lub przez niego nadzorowane.</w:t>
+        <w:t>.</w:t>
       </w:r>
     </w:p>
     <w:p>
@@ -712,7 +712,361 @@
           <w:rFonts w:ascii="Times New Roman" w:eastAsiaTheme="minorHAnsi" w:hAnsi="Times New Roman" w:cs="Times New Roman"/>
           <w:lang w:eastAsia="en-US"/>
         </w:rPr>
+        <w:t>7</w:t>
+      </w:r>
+      <w:r>
+        <w:rPr>
+          <w:rFonts w:ascii="Times New Roman" w:eastAsiaTheme="minorHAnsi" w:hAnsi="Times New Roman" w:cs="Times New Roman"/>
+          <w:lang w:eastAsia="en-US"/>
+        </w:rPr>
+        <w:t>) finanse publiczne;</w:t>
+      </w:r>
+    </w:p>
+    <w:p>
+      <w:pPr>
+        <w:tabs>
+          <w:tab w:val="left" w:pos="3807"/>
+        </w:tabs>
+        <w:spacing w:after="0" w:line="360" w:lineRule="auto"/>
+        <w:jc w:val="both"/>
+        <w:rPr>
+          <w:rFonts w:ascii="Times New Roman" w:eastAsiaTheme="minorHAnsi" w:hAnsi="Times New Roman" w:cs="Times New Roman"/>
+          <w:lang w:eastAsia="en-US"/>
+        </w:rPr>
+      </w:pPr>
+      <w:r>
+        <w:rPr>
+          <w:rFonts w:ascii="Times New Roman" w:eastAsiaTheme="minorHAnsi" w:hAnsi="Times New Roman" w:cs="Times New Roman"/>
+          <w:lang w:eastAsia="en-US"/>
+        </w:rPr>
+        <w:t>8</w:t>
+      </w:r>
+      <w:r>
+        <w:rPr>
+          <w:rFonts w:ascii="Times New Roman" w:eastAsiaTheme="minorHAnsi" w:hAnsi="Times New Roman" w:cs="Times New Roman"/>
+          <w:lang w:eastAsia="en-US"/>
+        </w:rPr>
+        <w:t xml:space="preserve">) </w:t>
+      </w:r>
+      <w:r>
+        <w:rPr>
+          <w:rFonts w:ascii="Times New Roman" w:eastAsiaTheme="minorHAnsi" w:hAnsi="Times New Roman" w:cs="Times New Roman"/>
+          <w:lang w:eastAsia="en-US"/>
+        </w:rPr>
+        <w:t>gospodarka</w:t>
+      </w:r>
+      <w:r>
+        <w:rPr>
+          <w:rFonts w:ascii="Times New Roman" w:eastAsiaTheme="minorHAnsi" w:hAnsi="Times New Roman" w:cs="Times New Roman"/>
+          <w:lang w:eastAsia="en-US"/>
+        </w:rPr>
+        <w:t xml:space="preserve"> i handel między regionami</w:t>
+      </w:r>
+      <w:r>
+        <w:rPr>
+          <w:rFonts w:ascii="Times New Roman" w:eastAsiaTheme="minorHAnsi" w:hAnsi="Times New Roman" w:cs="Times New Roman"/>
+          <w:lang w:eastAsia="en-US"/>
+        </w:rPr>
+        <w:t>;</w:t>
+      </w:r>
+    </w:p>
+    <w:p>
+      <w:pPr>
+        <w:tabs>
+          <w:tab w:val="left" w:pos="3807"/>
+        </w:tabs>
+        <w:spacing w:after="0" w:line="360" w:lineRule="auto"/>
+        <w:jc w:val="both"/>
+        <w:rPr>
+          <w:rFonts w:ascii="Times New Roman" w:eastAsiaTheme="minorHAnsi" w:hAnsi="Times New Roman" w:cs="Times New Roman"/>
+          <w:lang w:eastAsia="en-US"/>
+        </w:rPr>
+      </w:pPr>
+      <w:r>
+        <w:rPr>
+          <w:rFonts w:ascii="Times New Roman" w:eastAsiaTheme="minorHAnsi" w:hAnsi="Times New Roman" w:cs="Times New Roman"/>
+          <w:lang w:eastAsia="en-US"/>
+        </w:rPr>
         <w:lastRenderedPageBreak/>
+        <w:t>9</w:t>
+      </w:r>
+      <w:r>
+        <w:rPr>
+          <w:rFonts w:ascii="Times New Roman" w:eastAsiaTheme="minorHAnsi" w:hAnsi="Times New Roman" w:cs="Times New Roman"/>
+          <w:lang w:eastAsia="en-US"/>
+        </w:rPr>
+        <w:t>) instytucje finansowe;</w:t>
+      </w:r>
+    </w:p>
+    <w:p>
+      <w:pPr>
+        <w:tabs>
+          <w:tab w:val="left" w:pos="3807"/>
+        </w:tabs>
+        <w:spacing w:after="0" w:line="360" w:lineRule="auto"/>
+        <w:jc w:val="both"/>
+        <w:rPr>
+          <w:rFonts w:ascii="Times New Roman" w:eastAsiaTheme="minorHAnsi" w:hAnsi="Times New Roman" w:cs="Times New Roman"/>
+          <w:lang w:eastAsia="en-US"/>
+        </w:rPr>
+      </w:pPr>
+      <w:r>
+        <w:rPr>
+          <w:rFonts w:ascii="Times New Roman" w:eastAsiaTheme="minorHAnsi" w:hAnsi="Times New Roman" w:cs="Times New Roman"/>
+          <w:lang w:eastAsia="en-US"/>
+        </w:rPr>
+        <w:t xml:space="preserve">10) </w:t>
+      </w:r>
+      <w:r>
+        <w:rPr>
+          <w:rFonts w:ascii="Times New Roman" w:eastAsiaTheme="minorHAnsi" w:hAnsi="Times New Roman" w:cs="Times New Roman"/>
+          <w:lang w:eastAsia="en-US"/>
+        </w:rPr>
+        <w:t>klimat;</w:t>
+      </w:r>
+    </w:p>
+    <w:p>
+      <w:pPr>
+        <w:tabs>
+          <w:tab w:val="left" w:pos="3807"/>
+        </w:tabs>
+        <w:spacing w:after="0" w:line="360" w:lineRule="auto"/>
+        <w:jc w:val="both"/>
+        <w:rPr>
+          <w:rFonts w:ascii="Times New Roman" w:eastAsiaTheme="minorHAnsi" w:hAnsi="Times New Roman" w:cs="Times New Roman"/>
+          <w:lang w:eastAsia="en-US"/>
+        </w:rPr>
+      </w:pPr>
+      <w:r>
+        <w:rPr>
+          <w:rFonts w:ascii="Times New Roman" w:eastAsiaTheme="minorHAnsi" w:hAnsi="Times New Roman" w:cs="Times New Roman"/>
+          <w:lang w:eastAsia="en-US"/>
+        </w:rPr>
+        <w:t xml:space="preserve">11) koordynacja </w:t>
+      </w:r>
+      <w:r>
+        <w:rPr>
+          <w:rFonts w:ascii="Times New Roman" w:eastAsiaTheme="minorHAnsi" w:hAnsi="Times New Roman" w:cs="Times New Roman"/>
+          <w:lang w:eastAsia="en-US"/>
+        </w:rPr>
+        <w:t xml:space="preserve">i harmonizacja </w:t>
+      </w:r>
+      <w:r>
+        <w:rPr>
+          <w:rFonts w:ascii="Times New Roman" w:eastAsiaTheme="minorHAnsi" w:hAnsi="Times New Roman" w:cs="Times New Roman"/>
+          <w:lang w:eastAsia="en-US"/>
+        </w:rPr>
+        <w:t>polityk regionalnych;</w:t>
+      </w:r>
+    </w:p>
+    <w:p>
+      <w:pPr>
+        <w:tabs>
+          <w:tab w:val="left" w:pos="3807"/>
+        </w:tabs>
+        <w:spacing w:after="0" w:line="360" w:lineRule="auto"/>
+        <w:jc w:val="both"/>
+        <w:rPr>
+          <w:rFonts w:ascii="Times New Roman" w:eastAsiaTheme="minorHAnsi" w:hAnsi="Times New Roman" w:cs="Times New Roman"/>
+          <w:lang w:eastAsia="en-US"/>
+        </w:rPr>
+      </w:pPr>
+      <w:r>
+        <w:rPr>
+          <w:rFonts w:ascii="Times New Roman" w:eastAsiaTheme="minorHAnsi" w:hAnsi="Times New Roman" w:cs="Times New Roman"/>
+          <w:lang w:eastAsia="en-US"/>
+        </w:rPr>
+        <w:t>1</w:t>
+      </w:r>
+      <w:r>
+        <w:rPr>
+          <w:rFonts w:ascii="Times New Roman" w:eastAsiaTheme="minorHAnsi" w:hAnsi="Times New Roman" w:cs="Times New Roman"/>
+          <w:lang w:eastAsia="en-US"/>
+        </w:rPr>
+        <w:t>2</w:t>
+      </w:r>
+      <w:r>
+        <w:rPr>
+          <w:rFonts w:ascii="Times New Roman" w:eastAsiaTheme="minorHAnsi" w:hAnsi="Times New Roman" w:cs="Times New Roman"/>
+          <w:lang w:eastAsia="en-US"/>
+        </w:rPr>
+        <w:t xml:space="preserve">) </w:t>
+      </w:r>
+      <w:r>
+        <w:rPr>
+          <w:rFonts w:ascii="Times New Roman" w:eastAsiaTheme="minorHAnsi" w:hAnsi="Times New Roman" w:cs="Times New Roman"/>
+          <w:lang w:eastAsia="en-US"/>
+        </w:rPr>
+        <w:t>kultura i ochrona dziedzictwa Multikonian;</w:t>
+      </w:r>
+    </w:p>
+    <w:p>
+      <w:pPr>
+        <w:tabs>
+          <w:tab w:val="left" w:pos="3807"/>
+        </w:tabs>
+        <w:spacing w:after="0" w:line="360" w:lineRule="auto"/>
+        <w:jc w:val="both"/>
+        <w:rPr>
+          <w:rFonts w:ascii="Times New Roman" w:eastAsiaTheme="minorHAnsi" w:hAnsi="Times New Roman" w:cs="Times New Roman"/>
+          <w:lang w:eastAsia="en-US"/>
+        </w:rPr>
+      </w:pPr>
+      <w:r>
+        <w:rPr>
+          <w:rFonts w:ascii="Times New Roman" w:eastAsiaTheme="minorHAnsi" w:hAnsi="Times New Roman" w:cs="Times New Roman"/>
+          <w:lang w:eastAsia="en-US"/>
+        </w:rPr>
+        <w:t>1</w:t>
+      </w:r>
+      <w:r>
+        <w:rPr>
+          <w:rFonts w:ascii="Times New Roman" w:eastAsiaTheme="minorHAnsi" w:hAnsi="Times New Roman" w:cs="Times New Roman"/>
+          <w:lang w:eastAsia="en-US"/>
+        </w:rPr>
+        <w:t>3</w:t>
+      </w:r>
+      <w:r>
+        <w:rPr>
+          <w:rFonts w:ascii="Times New Roman" w:eastAsiaTheme="minorHAnsi" w:hAnsi="Times New Roman" w:cs="Times New Roman"/>
+          <w:lang w:eastAsia="en-US"/>
+        </w:rPr>
+        <w:t xml:space="preserve">) </w:t>
+      </w:r>
+      <w:r>
+        <w:rPr>
+          <w:rFonts w:ascii="Times New Roman" w:eastAsiaTheme="minorHAnsi" w:hAnsi="Times New Roman" w:cs="Times New Roman"/>
+          <w:lang w:eastAsia="en-US"/>
+        </w:rPr>
+        <w:t>łączność;</w:t>
+      </w:r>
+    </w:p>
+    <w:p>
+      <w:pPr>
+        <w:tabs>
+          <w:tab w:val="left" w:pos="3807"/>
+        </w:tabs>
+        <w:spacing w:after="0" w:line="360" w:lineRule="auto"/>
+        <w:jc w:val="both"/>
+        <w:rPr>
+          <w:rFonts w:ascii="Times New Roman" w:eastAsiaTheme="minorHAnsi" w:hAnsi="Times New Roman" w:cs="Times New Roman"/>
+          <w:lang w:eastAsia="en-US"/>
+        </w:rPr>
+      </w:pPr>
+      <w:r>
+        <w:rPr>
+          <w:rFonts w:ascii="Times New Roman" w:eastAsiaTheme="minorHAnsi" w:hAnsi="Times New Roman" w:cs="Times New Roman"/>
+          <w:lang w:eastAsia="en-US"/>
+        </w:rPr>
+        <w:t>1</w:t>
+      </w:r>
+      <w:r>
+        <w:rPr>
+          <w:rFonts w:ascii="Times New Roman" w:eastAsiaTheme="minorHAnsi" w:hAnsi="Times New Roman" w:cs="Times New Roman"/>
+          <w:lang w:eastAsia="en-US"/>
+        </w:rPr>
+        <w:t>4</w:t>
+      </w:r>
+      <w:r>
+        <w:rPr>
+          <w:rFonts w:ascii="Times New Roman" w:eastAsiaTheme="minorHAnsi" w:hAnsi="Times New Roman" w:cs="Times New Roman"/>
+          <w:lang w:eastAsia="en-US"/>
+        </w:rPr>
+        <w:t>) oświata i wychowanie;</w:t>
+      </w:r>
+    </w:p>
+    <w:p>
+      <w:pPr>
+        <w:tabs>
+          <w:tab w:val="left" w:pos="3807"/>
+        </w:tabs>
+        <w:spacing w:after="0" w:line="360" w:lineRule="auto"/>
+        <w:jc w:val="both"/>
+        <w:rPr>
+          <w:rFonts w:ascii="Times New Roman" w:eastAsiaTheme="minorHAnsi" w:hAnsi="Times New Roman" w:cs="Times New Roman"/>
+          <w:lang w:eastAsia="en-US"/>
+        </w:rPr>
+      </w:pPr>
+      <w:r>
+        <w:rPr>
+          <w:rFonts w:ascii="Times New Roman" w:eastAsiaTheme="minorHAnsi" w:hAnsi="Times New Roman" w:cs="Times New Roman"/>
+          <w:lang w:eastAsia="en-US"/>
+        </w:rPr>
+        <w:t>1</w:t>
+      </w:r>
+      <w:r>
+        <w:rPr>
+          <w:rFonts w:ascii="Times New Roman" w:eastAsiaTheme="minorHAnsi" w:hAnsi="Times New Roman" w:cs="Times New Roman"/>
+          <w:lang w:eastAsia="en-US"/>
+        </w:rPr>
+        <w:t>5</w:t>
+      </w:r>
+      <w:r>
+        <w:rPr>
+          <w:rFonts w:ascii="Times New Roman" w:eastAsiaTheme="minorHAnsi" w:hAnsi="Times New Roman" w:cs="Times New Roman"/>
+          <w:lang w:eastAsia="en-US"/>
+        </w:rPr>
+        <w:t>) praca;</w:t>
+      </w:r>
+    </w:p>
+    <w:p>
+      <w:pPr>
+        <w:tabs>
+          <w:tab w:val="left" w:pos="3807"/>
+        </w:tabs>
+        <w:spacing w:after="0" w:line="360" w:lineRule="auto"/>
+        <w:jc w:val="both"/>
+        <w:rPr>
+          <w:rFonts w:ascii="Times New Roman" w:eastAsiaTheme="minorHAnsi" w:hAnsi="Times New Roman" w:cs="Times New Roman"/>
+          <w:lang w:eastAsia="en-US"/>
+        </w:rPr>
+      </w:pPr>
+      <w:r>
+        <w:rPr>
+          <w:rFonts w:ascii="Times New Roman" w:eastAsiaTheme="minorHAnsi" w:hAnsi="Times New Roman" w:cs="Times New Roman"/>
+          <w:lang w:eastAsia="en-US"/>
+        </w:rPr>
+        <w:t>1</w:t>
+      </w:r>
+      <w:r>
+        <w:rPr>
+          <w:rFonts w:ascii="Times New Roman" w:eastAsiaTheme="minorHAnsi" w:hAnsi="Times New Roman" w:cs="Times New Roman"/>
+          <w:lang w:eastAsia="en-US"/>
+        </w:rPr>
+        <w:t>6</w:t>
+      </w:r>
+      <w:r>
+        <w:rPr>
+          <w:rFonts w:ascii="Times New Roman" w:eastAsiaTheme="minorHAnsi" w:hAnsi="Times New Roman" w:cs="Times New Roman"/>
+          <w:lang w:eastAsia="en-US"/>
+        </w:rPr>
+        <w:t>) rolnictwo;</w:t>
+      </w:r>
+    </w:p>
+    <w:p>
+      <w:pPr>
+        <w:tabs>
+          <w:tab w:val="left" w:pos="3807"/>
+        </w:tabs>
+        <w:spacing w:after="0" w:line="360" w:lineRule="auto"/>
+        <w:jc w:val="both"/>
+        <w:rPr>
+          <w:rFonts w:ascii="Times New Roman" w:eastAsiaTheme="minorHAnsi" w:hAnsi="Times New Roman" w:cs="Times New Roman"/>
+          <w:lang w:eastAsia="en-US"/>
+        </w:rPr>
+      </w:pPr>
+      <w:r>
+        <w:rPr>
+          <w:rFonts w:ascii="Times New Roman" w:eastAsiaTheme="minorHAnsi" w:hAnsi="Times New Roman" w:cs="Times New Roman"/>
+          <w:lang w:eastAsia="en-US"/>
+        </w:rPr>
+        <w:t>1</w:t>
+      </w:r>
+      <w:r>
+        <w:rPr>
+          <w:rFonts w:ascii="Times New Roman" w:eastAsiaTheme="minorHAnsi" w:hAnsi="Times New Roman" w:cs="Times New Roman"/>
+          <w:lang w:eastAsia="en-US"/>
+        </w:rPr>
         <w:t>7</w:t>
       </w:r>
       <w:r>
@@ -720,21 +1074,35 @@
           <w:rFonts w:ascii="Times New Roman" w:eastAsiaTheme="minorHAnsi" w:hAnsi="Times New Roman" w:cs="Times New Roman"/>
           <w:lang w:eastAsia="en-US"/>
         </w:rPr>
-        <w:t>) finanse publiczne;</w:t>
-      </w:r>
-    </w:p>
-    <w:p>
-      <w:pPr>
-        <w:tabs>
-          <w:tab w:val="left" w:pos="3807"/>
-        </w:tabs>
-        <w:spacing w:after="0" w:line="360" w:lineRule="auto"/>
-        <w:jc w:val="both"/>
-        <w:rPr>
-          <w:rFonts w:ascii="Times New Roman" w:eastAsiaTheme="minorHAnsi" w:hAnsi="Times New Roman" w:cs="Times New Roman"/>
-          <w:lang w:eastAsia="en-US"/>
-        </w:rPr>
-      </w:pPr>
+        <w:t xml:space="preserve">) </w:t>
+      </w:r>
+      <w:r>
+        <w:rPr>
+          <w:rFonts w:ascii="Times New Roman" w:eastAsiaTheme="minorHAnsi" w:hAnsi="Times New Roman" w:cs="Times New Roman"/>
+          <w:lang w:eastAsia="en-US"/>
+        </w:rPr>
+        <w:t>sprawiedliwość;</w:t>
+      </w:r>
+    </w:p>
+    <w:p>
+      <w:pPr>
+        <w:tabs>
+          <w:tab w:val="left" w:pos="3807"/>
+        </w:tabs>
+        <w:spacing w:after="0" w:line="360" w:lineRule="auto"/>
+        <w:jc w:val="both"/>
+        <w:rPr>
+          <w:rFonts w:ascii="Times New Roman" w:eastAsiaTheme="minorHAnsi" w:hAnsi="Times New Roman" w:cs="Times New Roman"/>
+          <w:lang w:eastAsia="en-US"/>
+        </w:rPr>
+      </w:pPr>
+      <w:r>
+        <w:rPr>
+          <w:rFonts w:ascii="Times New Roman" w:eastAsiaTheme="minorHAnsi" w:hAnsi="Times New Roman" w:cs="Times New Roman"/>
+          <w:lang w:eastAsia="en-US"/>
+        </w:rPr>
+        <w:t>1</w:t>
+      </w:r>
       <w:r>
         <w:rPr>
           <w:rFonts w:ascii="Times New Roman" w:eastAsiaTheme="minorHAnsi" w:hAnsi="Times New Roman" w:cs="Times New Roman"/>
@@ -747,6 +1115,135 @@
           <w:rFonts w:ascii="Times New Roman" w:eastAsiaTheme="minorHAnsi" w:hAnsi="Times New Roman" w:cs="Times New Roman"/>
           <w:lang w:eastAsia="en-US"/>
         </w:rPr>
+        <w:t>) szkolnictwo wyższe i nauka;</w:t>
+      </w:r>
+    </w:p>
+    <w:p>
+      <w:pPr>
+        <w:tabs>
+          <w:tab w:val="left" w:pos="3807"/>
+        </w:tabs>
+        <w:spacing w:after="0" w:line="360" w:lineRule="auto"/>
+        <w:jc w:val="both"/>
+        <w:rPr>
+          <w:rFonts w:ascii="Times New Roman" w:eastAsiaTheme="minorHAnsi" w:hAnsi="Times New Roman" w:cs="Times New Roman"/>
+          <w:lang w:eastAsia="en-US"/>
+        </w:rPr>
+      </w:pPr>
+      <w:r>
+        <w:rPr>
+          <w:rFonts w:ascii="Times New Roman" w:eastAsiaTheme="minorHAnsi" w:hAnsi="Times New Roman" w:cs="Times New Roman"/>
+          <w:lang w:eastAsia="en-US"/>
+        </w:rPr>
+        <w:t>1</w:t>
+      </w:r>
+      <w:r>
+        <w:rPr>
+          <w:rFonts w:ascii="Times New Roman" w:eastAsiaTheme="minorHAnsi" w:hAnsi="Times New Roman" w:cs="Times New Roman"/>
+          <w:lang w:eastAsia="en-US"/>
+        </w:rPr>
+        <w:t>9</w:t>
+      </w:r>
+      <w:r>
+        <w:rPr>
+          <w:rFonts w:ascii="Times New Roman" w:eastAsiaTheme="minorHAnsi" w:hAnsi="Times New Roman" w:cs="Times New Roman"/>
+          <w:lang w:eastAsia="en-US"/>
+        </w:rPr>
+        <w:t>) transport;</w:t>
+      </w:r>
+    </w:p>
+    <w:p>
+      <w:pPr>
+        <w:tabs>
+          <w:tab w:val="left" w:pos="3807"/>
+        </w:tabs>
+        <w:spacing w:after="0" w:line="360" w:lineRule="auto"/>
+        <w:jc w:val="both"/>
+        <w:rPr>
+          <w:rFonts w:ascii="Times New Roman" w:eastAsiaTheme="minorHAnsi" w:hAnsi="Times New Roman" w:cs="Times New Roman"/>
+          <w:lang w:eastAsia="en-US"/>
+        </w:rPr>
+      </w:pPr>
+      <w:r>
+        <w:rPr>
+          <w:rFonts w:ascii="Times New Roman" w:eastAsiaTheme="minorHAnsi" w:hAnsi="Times New Roman" w:cs="Times New Roman"/>
+          <w:lang w:eastAsia="en-US"/>
+        </w:rPr>
+        <w:t>20</w:t>
+      </w:r>
+      <w:r>
+        <w:rPr>
+          <w:rFonts w:ascii="Times New Roman" w:eastAsiaTheme="minorHAnsi" w:hAnsi="Times New Roman" w:cs="Times New Roman"/>
+          <w:lang w:eastAsia="en-US"/>
+        </w:rPr>
+        <w:t>) turystyka;</w:t>
+      </w:r>
+    </w:p>
+    <w:p>
+      <w:pPr>
+        <w:tabs>
+          <w:tab w:val="left" w:pos="3807"/>
+        </w:tabs>
+        <w:spacing w:after="0" w:line="360" w:lineRule="auto"/>
+        <w:jc w:val="both"/>
+        <w:rPr>
+          <w:rFonts w:ascii="Times New Roman" w:eastAsiaTheme="minorHAnsi" w:hAnsi="Times New Roman" w:cs="Times New Roman"/>
+          <w:lang w:eastAsia="en-US"/>
+        </w:rPr>
+      </w:pPr>
+      <w:r>
+        <w:rPr>
+          <w:rFonts w:ascii="Times New Roman" w:eastAsiaTheme="minorHAnsi" w:hAnsi="Times New Roman" w:cs="Times New Roman"/>
+          <w:lang w:eastAsia="en-US"/>
+        </w:rPr>
+        <w:t>2</w:t>
+      </w:r>
+      <w:r>
+        <w:rPr>
+          <w:rFonts w:ascii="Times New Roman" w:eastAsiaTheme="minorHAnsi" w:hAnsi="Times New Roman" w:cs="Times New Roman"/>
+          <w:lang w:eastAsia="en-US"/>
+        </w:rPr>
+        <w:t>1</w:t>
+      </w:r>
+      <w:r>
+        <w:rPr>
+          <w:rFonts w:ascii="Times New Roman" w:eastAsiaTheme="minorHAnsi" w:hAnsi="Times New Roman" w:cs="Times New Roman"/>
+          <w:lang w:eastAsia="en-US"/>
+        </w:rPr>
+        <w:t>) środowisko;</w:t>
+      </w:r>
+    </w:p>
+    <w:p>
+      <w:pPr>
+        <w:tabs>
+          <w:tab w:val="left" w:pos="3807"/>
+        </w:tabs>
+        <w:spacing w:after="0" w:line="360" w:lineRule="auto"/>
+        <w:jc w:val="both"/>
+        <w:rPr>
+          <w:rFonts w:ascii="Times New Roman" w:eastAsiaTheme="minorHAnsi" w:hAnsi="Times New Roman" w:cs="Times New Roman"/>
+          <w:lang w:eastAsia="en-US"/>
+        </w:rPr>
+      </w:pPr>
+      <w:r>
+        <w:rPr>
+          <w:rFonts w:ascii="Times New Roman" w:eastAsiaTheme="minorHAnsi" w:hAnsi="Times New Roman" w:cs="Times New Roman"/>
+          <w:lang w:eastAsia="en-US"/>
+        </w:rPr>
+        <w:t>2</w:t>
+      </w:r>
+      <w:r>
+        <w:rPr>
+          <w:rFonts w:ascii="Times New Roman" w:eastAsiaTheme="minorHAnsi" w:hAnsi="Times New Roman" w:cs="Times New Roman"/>
+          <w:lang w:eastAsia="en-US"/>
+        </w:rPr>
+        <w:t>2</w:t>
+      </w:r>
+      <w:r>
+        <w:rPr>
+          <w:rFonts w:ascii="Times New Roman" w:eastAsiaTheme="minorHAnsi" w:hAnsi="Times New Roman" w:cs="Times New Roman"/>
+          <w:lang w:eastAsia="en-US"/>
+        </w:rPr>
         <w:t xml:space="preserve">) </w:t>
       </w:r>
       <w:r>
@@ -754,130 +1251,21 @@
           <w:rFonts w:ascii="Times New Roman" w:eastAsiaTheme="minorHAnsi" w:hAnsi="Times New Roman" w:cs="Times New Roman"/>
           <w:lang w:eastAsia="en-US"/>
         </w:rPr>
-        <w:t>gospodarka</w:t>
-      </w:r>
-      <w:r>
-        <w:rPr>
-          <w:rFonts w:ascii="Times New Roman" w:eastAsiaTheme="minorHAnsi" w:hAnsi="Times New Roman" w:cs="Times New Roman"/>
-          <w:lang w:eastAsia="en-US"/>
-        </w:rPr>
-        <w:t xml:space="preserve"> i handel między regionami</w:t>
-      </w:r>
-      <w:r>
-        <w:rPr>
-          <w:rFonts w:ascii="Times New Roman" w:eastAsiaTheme="minorHAnsi" w:hAnsi="Times New Roman" w:cs="Times New Roman"/>
-          <w:lang w:eastAsia="en-US"/>
-        </w:rPr>
-        <w:t>;</w:t>
-      </w:r>
-    </w:p>
-    <w:p>
-      <w:pPr>
-        <w:tabs>
-          <w:tab w:val="left" w:pos="3807"/>
-        </w:tabs>
-        <w:spacing w:after="0" w:line="360" w:lineRule="auto"/>
-        <w:jc w:val="both"/>
-        <w:rPr>
-          <w:rFonts w:ascii="Times New Roman" w:eastAsiaTheme="minorHAnsi" w:hAnsi="Times New Roman" w:cs="Times New Roman"/>
-          <w:lang w:eastAsia="en-US"/>
-        </w:rPr>
-      </w:pPr>
-      <w:r>
-        <w:rPr>
-          <w:rFonts w:ascii="Times New Roman" w:eastAsiaTheme="minorHAnsi" w:hAnsi="Times New Roman" w:cs="Times New Roman"/>
-          <w:lang w:eastAsia="en-US"/>
-        </w:rPr>
-        <w:t>9</w:t>
-      </w:r>
-      <w:r>
-        <w:rPr>
-          <w:rFonts w:ascii="Times New Roman" w:eastAsiaTheme="minorHAnsi" w:hAnsi="Times New Roman" w:cs="Times New Roman"/>
-          <w:lang w:eastAsia="en-US"/>
-        </w:rPr>
-        <w:t>) instytucje finansowe;</w:t>
-      </w:r>
-    </w:p>
-    <w:p>
-      <w:pPr>
-        <w:tabs>
-          <w:tab w:val="left" w:pos="3807"/>
-        </w:tabs>
-        <w:spacing w:after="0" w:line="360" w:lineRule="auto"/>
-        <w:jc w:val="both"/>
-        <w:rPr>
-          <w:rFonts w:ascii="Times New Roman" w:eastAsiaTheme="minorHAnsi" w:hAnsi="Times New Roman" w:cs="Times New Roman"/>
-          <w:lang w:eastAsia="en-US"/>
-        </w:rPr>
-      </w:pPr>
-      <w:r>
-        <w:rPr>
-          <w:rFonts w:ascii="Times New Roman" w:eastAsiaTheme="minorHAnsi" w:hAnsi="Times New Roman" w:cs="Times New Roman"/>
-          <w:lang w:eastAsia="en-US"/>
-        </w:rPr>
-        <w:t xml:space="preserve">10) </w:t>
-      </w:r>
-      <w:r>
-        <w:rPr>
-          <w:rFonts w:ascii="Times New Roman" w:eastAsiaTheme="minorHAnsi" w:hAnsi="Times New Roman" w:cs="Times New Roman"/>
-          <w:lang w:eastAsia="en-US"/>
-        </w:rPr>
-        <w:t>klimat;</w:t>
-      </w:r>
-    </w:p>
-    <w:p>
-      <w:pPr>
-        <w:tabs>
-          <w:tab w:val="left" w:pos="3807"/>
-        </w:tabs>
-        <w:spacing w:after="0" w:line="360" w:lineRule="auto"/>
-        <w:jc w:val="both"/>
-        <w:rPr>
-          <w:rFonts w:ascii="Times New Roman" w:eastAsiaTheme="minorHAnsi" w:hAnsi="Times New Roman" w:cs="Times New Roman"/>
-          <w:lang w:eastAsia="en-US"/>
-        </w:rPr>
-      </w:pPr>
-      <w:r>
-        <w:rPr>
-          <w:rFonts w:ascii="Times New Roman" w:eastAsiaTheme="minorHAnsi" w:hAnsi="Times New Roman" w:cs="Times New Roman"/>
-          <w:lang w:eastAsia="en-US"/>
-        </w:rPr>
-        <w:t xml:space="preserve">11) koordynacja </w:t>
-      </w:r>
-      <w:r>
-        <w:rPr>
-          <w:rFonts w:ascii="Times New Roman" w:eastAsiaTheme="minorHAnsi" w:hAnsi="Times New Roman" w:cs="Times New Roman"/>
-          <w:lang w:eastAsia="en-US"/>
-        </w:rPr>
-        <w:t xml:space="preserve">i harmonizacja </w:t>
-      </w:r>
-      <w:r>
-        <w:rPr>
-          <w:rFonts w:ascii="Times New Roman" w:eastAsiaTheme="minorHAnsi" w:hAnsi="Times New Roman" w:cs="Times New Roman"/>
-          <w:lang w:eastAsia="en-US"/>
-        </w:rPr>
-        <w:t>polityk regionalnych;</w:t>
-      </w:r>
-    </w:p>
-    <w:p>
-      <w:pPr>
-        <w:tabs>
-          <w:tab w:val="left" w:pos="3807"/>
-        </w:tabs>
-        <w:spacing w:after="0" w:line="360" w:lineRule="auto"/>
-        <w:jc w:val="both"/>
-        <w:rPr>
-          <w:rFonts w:ascii="Times New Roman" w:eastAsiaTheme="minorHAnsi" w:hAnsi="Times New Roman" w:cs="Times New Roman"/>
-          <w:lang w:eastAsia="en-US"/>
-        </w:rPr>
-      </w:pPr>
-      <w:r>
-        <w:rPr>
-          <w:rFonts w:ascii="Times New Roman" w:eastAsiaTheme="minorHAnsi" w:hAnsi="Times New Roman" w:cs="Times New Roman"/>
-          <w:lang w:eastAsia="en-US"/>
-        </w:rPr>
-        <w:t>1</w:t>
-      </w:r>
+        <w:t>rodzina;</w:t>
+      </w:r>
+    </w:p>
+    <w:p>
+      <w:pPr>
+        <w:tabs>
+          <w:tab w:val="left" w:pos="3807"/>
+        </w:tabs>
+        <w:spacing w:after="0" w:line="360" w:lineRule="auto"/>
+        <w:jc w:val="both"/>
+        <w:rPr>
+          <w:rFonts w:ascii="Times New Roman" w:eastAsiaTheme="minorHAnsi" w:hAnsi="Times New Roman" w:cs="Times New Roman"/>
+          <w:lang w:eastAsia="en-US"/>
+        </w:rPr>
+      </w:pPr>
       <w:r>
         <w:rPr>
           <w:rFonts w:ascii="Times New Roman" w:eastAsiaTheme="minorHAnsi" w:hAnsi="Times New Roman" w:cs="Times New Roman"/>
@@ -890,40 +1278,6 @@
           <w:rFonts w:ascii="Times New Roman" w:eastAsiaTheme="minorHAnsi" w:hAnsi="Times New Roman" w:cs="Times New Roman"/>
           <w:lang w:eastAsia="en-US"/>
         </w:rPr>
-        <w:t xml:space="preserve">) </w:t>
-      </w:r>
-      <w:r>
-        <w:rPr>
-          <w:rFonts w:ascii="Times New Roman" w:eastAsiaTheme="minorHAnsi" w:hAnsi="Times New Roman" w:cs="Times New Roman"/>
-          <w:lang w:eastAsia="en-US"/>
-        </w:rPr>
-        <w:t>kultura i ochrona dziedzictwa Multikonian;</w:t>
-      </w:r>
-    </w:p>
-    <w:p>
-      <w:pPr>
-        <w:tabs>
-          <w:tab w:val="left" w:pos="3807"/>
-        </w:tabs>
-        <w:spacing w:after="0" w:line="360" w:lineRule="auto"/>
-        <w:jc w:val="both"/>
-        <w:rPr>
-          <w:rFonts w:ascii="Times New Roman" w:eastAsiaTheme="minorHAnsi" w:hAnsi="Times New Roman" w:cs="Times New Roman"/>
-          <w:lang w:eastAsia="en-US"/>
-        </w:rPr>
-      </w:pPr>
-      <w:r>
-        <w:rPr>
-          <w:rFonts w:ascii="Times New Roman" w:eastAsiaTheme="minorHAnsi" w:hAnsi="Times New Roman" w:cs="Times New Roman"/>
-          <w:lang w:eastAsia="en-US"/>
-        </w:rPr>
-        <w:t>1</w:t>
-      </w:r>
-      <w:r>
-        <w:rPr>
-          <w:rFonts w:ascii="Times New Roman" w:eastAsiaTheme="minorHAnsi" w:hAnsi="Times New Roman" w:cs="Times New Roman"/>
-          <w:lang w:eastAsia="en-US"/>
-        </w:rPr>
         <w:t>3</w:t>
       </w:r>
       <w:r>
@@ -931,34 +1285,34 @@
           <w:rFonts w:ascii="Times New Roman" w:eastAsiaTheme="minorHAnsi" w:hAnsi="Times New Roman" w:cs="Times New Roman"/>
           <w:lang w:eastAsia="en-US"/>
         </w:rPr>
-        <w:t xml:space="preserve">) </w:t>
-      </w:r>
-      <w:r>
-        <w:rPr>
-          <w:rFonts w:ascii="Times New Roman" w:eastAsiaTheme="minorHAnsi" w:hAnsi="Times New Roman" w:cs="Times New Roman"/>
-          <w:lang w:eastAsia="en-US"/>
-        </w:rPr>
-        <w:t>łączność;</w:t>
-      </w:r>
-    </w:p>
-    <w:p>
-      <w:pPr>
-        <w:tabs>
-          <w:tab w:val="left" w:pos="3807"/>
-        </w:tabs>
-        <w:spacing w:after="0" w:line="360" w:lineRule="auto"/>
-        <w:jc w:val="both"/>
-        <w:rPr>
-          <w:rFonts w:ascii="Times New Roman" w:eastAsiaTheme="minorHAnsi" w:hAnsi="Times New Roman" w:cs="Times New Roman"/>
-          <w:lang w:eastAsia="en-US"/>
-        </w:rPr>
-      </w:pPr>
-      <w:r>
-        <w:rPr>
-          <w:rFonts w:ascii="Times New Roman" w:eastAsiaTheme="minorHAnsi" w:hAnsi="Times New Roman" w:cs="Times New Roman"/>
-          <w:lang w:eastAsia="en-US"/>
-        </w:rPr>
-        <w:t>1</w:t>
+        <w:t>) sprawy wewnętrzne i bezpieczeństwo</w:t>
+      </w:r>
+      <w:r>
+        <w:rPr>
+          <w:rFonts w:ascii="Times New Roman" w:eastAsiaTheme="minorHAnsi" w:hAnsi="Times New Roman" w:cs="Times New Roman"/>
+          <w:lang w:eastAsia="en-US"/>
+        </w:rPr>
+        <w:t xml:space="preserve"> państwa;</w:t>
+      </w:r>
+    </w:p>
+    <w:p>
+      <w:pPr>
+        <w:tabs>
+          <w:tab w:val="left" w:pos="3807"/>
+        </w:tabs>
+        <w:spacing w:after="0" w:line="360" w:lineRule="auto"/>
+        <w:jc w:val="both"/>
+        <w:rPr>
+          <w:rFonts w:ascii="Times New Roman" w:eastAsiaTheme="minorHAnsi" w:hAnsi="Times New Roman" w:cs="Times New Roman"/>
+          <w:lang w:eastAsia="en-US"/>
+        </w:rPr>
+      </w:pPr>
+      <w:r>
+        <w:rPr>
+          <w:rFonts w:ascii="Times New Roman" w:eastAsiaTheme="minorHAnsi" w:hAnsi="Times New Roman" w:cs="Times New Roman"/>
+          <w:lang w:eastAsia="en-US"/>
+        </w:rPr>
+        <w:t>2</w:t>
       </w:r>
       <w:r>
         <w:rPr>
@@ -972,27 +1326,27 @@
           <w:rFonts w:ascii="Times New Roman" w:eastAsiaTheme="minorHAnsi" w:hAnsi="Times New Roman" w:cs="Times New Roman"/>
           <w:lang w:eastAsia="en-US"/>
         </w:rPr>
-        <w:t>) oświata i wychowanie;</w:t>
-      </w:r>
-    </w:p>
-    <w:p>
-      <w:pPr>
-        <w:tabs>
-          <w:tab w:val="left" w:pos="3807"/>
-        </w:tabs>
-        <w:spacing w:after="0" w:line="360" w:lineRule="auto"/>
-        <w:jc w:val="both"/>
-        <w:rPr>
-          <w:rFonts w:ascii="Times New Roman" w:eastAsiaTheme="minorHAnsi" w:hAnsi="Times New Roman" w:cs="Times New Roman"/>
-          <w:lang w:eastAsia="en-US"/>
-        </w:rPr>
-      </w:pPr>
-      <w:r>
-        <w:rPr>
-          <w:rFonts w:ascii="Times New Roman" w:eastAsiaTheme="minorHAnsi" w:hAnsi="Times New Roman" w:cs="Times New Roman"/>
-          <w:lang w:eastAsia="en-US"/>
-        </w:rPr>
-        <w:t>1</w:t>
+        <w:t>) sprawy zagraniczne;</w:t>
+      </w:r>
+    </w:p>
+    <w:p>
+      <w:pPr>
+        <w:tabs>
+          <w:tab w:val="left" w:pos="3807"/>
+        </w:tabs>
+        <w:spacing w:after="0" w:line="360" w:lineRule="auto"/>
+        <w:jc w:val="both"/>
+        <w:rPr>
+          <w:rFonts w:ascii="Times New Roman" w:eastAsiaTheme="minorHAnsi" w:hAnsi="Times New Roman" w:cs="Times New Roman"/>
+          <w:lang w:eastAsia="en-US"/>
+        </w:rPr>
+      </w:pPr>
+      <w:r>
+        <w:rPr>
+          <w:rFonts w:ascii="Times New Roman" w:eastAsiaTheme="minorHAnsi" w:hAnsi="Times New Roman" w:cs="Times New Roman"/>
+          <w:lang w:eastAsia="en-US"/>
+        </w:rPr>
+        <w:t>2</w:t>
       </w:r>
       <w:r>
         <w:rPr>
@@ -1006,360 +1360,6 @@
           <w:rFonts w:ascii="Times New Roman" w:eastAsiaTheme="minorHAnsi" w:hAnsi="Times New Roman" w:cs="Times New Roman"/>
           <w:lang w:eastAsia="en-US"/>
         </w:rPr>
-        <w:t>) praca;</w:t>
-      </w:r>
-    </w:p>
-    <w:p>
-      <w:pPr>
-        <w:tabs>
-          <w:tab w:val="left" w:pos="3807"/>
-        </w:tabs>
-        <w:spacing w:after="0" w:line="360" w:lineRule="auto"/>
-        <w:jc w:val="both"/>
-        <w:rPr>
-          <w:rFonts w:ascii="Times New Roman" w:eastAsiaTheme="minorHAnsi" w:hAnsi="Times New Roman" w:cs="Times New Roman"/>
-          <w:lang w:eastAsia="en-US"/>
-        </w:rPr>
-      </w:pPr>
-      <w:r>
-        <w:rPr>
-          <w:rFonts w:ascii="Times New Roman" w:eastAsiaTheme="minorHAnsi" w:hAnsi="Times New Roman" w:cs="Times New Roman"/>
-          <w:lang w:eastAsia="en-US"/>
-        </w:rPr>
-        <w:t>1</w:t>
-      </w:r>
-      <w:r>
-        <w:rPr>
-          <w:rFonts w:ascii="Times New Roman" w:eastAsiaTheme="minorHAnsi" w:hAnsi="Times New Roman" w:cs="Times New Roman"/>
-          <w:lang w:eastAsia="en-US"/>
-        </w:rPr>
-        <w:t>6</w:t>
-      </w:r>
-      <w:r>
-        <w:rPr>
-          <w:rFonts w:ascii="Times New Roman" w:eastAsiaTheme="minorHAnsi" w:hAnsi="Times New Roman" w:cs="Times New Roman"/>
-          <w:lang w:eastAsia="en-US"/>
-        </w:rPr>
-        <w:t>) rolnictwo;</w:t>
-      </w:r>
-    </w:p>
-    <w:p>
-      <w:pPr>
-        <w:tabs>
-          <w:tab w:val="left" w:pos="3807"/>
-        </w:tabs>
-        <w:spacing w:after="0" w:line="360" w:lineRule="auto"/>
-        <w:jc w:val="both"/>
-        <w:rPr>
-          <w:rFonts w:ascii="Times New Roman" w:eastAsiaTheme="minorHAnsi" w:hAnsi="Times New Roman" w:cs="Times New Roman"/>
-          <w:lang w:eastAsia="en-US"/>
-        </w:rPr>
-      </w:pPr>
-      <w:r>
-        <w:rPr>
-          <w:rFonts w:ascii="Times New Roman" w:eastAsiaTheme="minorHAnsi" w:hAnsi="Times New Roman" w:cs="Times New Roman"/>
-          <w:lang w:eastAsia="en-US"/>
-        </w:rPr>
-        <w:t>1</w:t>
-      </w:r>
-      <w:r>
-        <w:rPr>
-          <w:rFonts w:ascii="Times New Roman" w:eastAsiaTheme="minorHAnsi" w:hAnsi="Times New Roman" w:cs="Times New Roman"/>
-          <w:lang w:eastAsia="en-US"/>
-        </w:rPr>
-        <w:t>7</w:t>
-      </w:r>
-      <w:r>
-        <w:rPr>
-          <w:rFonts w:ascii="Times New Roman" w:eastAsiaTheme="minorHAnsi" w:hAnsi="Times New Roman" w:cs="Times New Roman"/>
-          <w:lang w:eastAsia="en-US"/>
-        </w:rPr>
-        <w:t xml:space="preserve">) </w:t>
-      </w:r>
-      <w:r>
-        <w:rPr>
-          <w:rFonts w:ascii="Times New Roman" w:eastAsiaTheme="minorHAnsi" w:hAnsi="Times New Roman" w:cs="Times New Roman"/>
-          <w:lang w:eastAsia="en-US"/>
-        </w:rPr>
-        <w:t>sprawiedliwość;</w:t>
-      </w:r>
-    </w:p>
-    <w:p>
-      <w:pPr>
-        <w:tabs>
-          <w:tab w:val="left" w:pos="3807"/>
-        </w:tabs>
-        <w:spacing w:after="0" w:line="360" w:lineRule="auto"/>
-        <w:jc w:val="both"/>
-        <w:rPr>
-          <w:rFonts w:ascii="Times New Roman" w:eastAsiaTheme="minorHAnsi" w:hAnsi="Times New Roman" w:cs="Times New Roman"/>
-          <w:lang w:eastAsia="en-US"/>
-        </w:rPr>
-      </w:pPr>
-      <w:r>
-        <w:rPr>
-          <w:rFonts w:ascii="Times New Roman" w:eastAsiaTheme="minorHAnsi" w:hAnsi="Times New Roman" w:cs="Times New Roman"/>
-          <w:lang w:eastAsia="en-US"/>
-        </w:rPr>
-        <w:t>1</w:t>
-      </w:r>
-      <w:r>
-        <w:rPr>
-          <w:rFonts w:ascii="Times New Roman" w:eastAsiaTheme="minorHAnsi" w:hAnsi="Times New Roman" w:cs="Times New Roman"/>
-          <w:lang w:eastAsia="en-US"/>
-        </w:rPr>
-        <w:t>8</w:t>
-      </w:r>
-      <w:r>
-        <w:rPr>
-          <w:rFonts w:ascii="Times New Roman" w:eastAsiaTheme="minorHAnsi" w:hAnsi="Times New Roman" w:cs="Times New Roman"/>
-          <w:lang w:eastAsia="en-US"/>
-        </w:rPr>
-        <w:t>) szkolnictwo wyższe i nauka;</w:t>
-      </w:r>
-    </w:p>
-    <w:p>
-      <w:pPr>
-        <w:tabs>
-          <w:tab w:val="left" w:pos="3807"/>
-        </w:tabs>
-        <w:spacing w:after="0" w:line="360" w:lineRule="auto"/>
-        <w:jc w:val="both"/>
-        <w:rPr>
-          <w:rFonts w:ascii="Times New Roman" w:eastAsiaTheme="minorHAnsi" w:hAnsi="Times New Roman" w:cs="Times New Roman"/>
-          <w:lang w:eastAsia="en-US"/>
-        </w:rPr>
-      </w:pPr>
-      <w:r>
-        <w:rPr>
-          <w:rFonts w:ascii="Times New Roman" w:eastAsiaTheme="minorHAnsi" w:hAnsi="Times New Roman" w:cs="Times New Roman"/>
-          <w:lang w:eastAsia="en-US"/>
-        </w:rPr>
-        <w:t>1</w:t>
-      </w:r>
-      <w:r>
-        <w:rPr>
-          <w:rFonts w:ascii="Times New Roman" w:eastAsiaTheme="minorHAnsi" w:hAnsi="Times New Roman" w:cs="Times New Roman"/>
-          <w:lang w:eastAsia="en-US"/>
-        </w:rPr>
-        <w:t>9</w:t>
-      </w:r>
-      <w:r>
-        <w:rPr>
-          <w:rFonts w:ascii="Times New Roman" w:eastAsiaTheme="minorHAnsi" w:hAnsi="Times New Roman" w:cs="Times New Roman"/>
-          <w:lang w:eastAsia="en-US"/>
-        </w:rPr>
-        <w:t>) transport;</w:t>
-      </w:r>
-    </w:p>
-    <w:p>
-      <w:pPr>
-        <w:tabs>
-          <w:tab w:val="left" w:pos="3807"/>
-        </w:tabs>
-        <w:spacing w:after="0" w:line="360" w:lineRule="auto"/>
-        <w:jc w:val="both"/>
-        <w:rPr>
-          <w:rFonts w:ascii="Times New Roman" w:eastAsiaTheme="minorHAnsi" w:hAnsi="Times New Roman" w:cs="Times New Roman"/>
-          <w:lang w:eastAsia="en-US"/>
-        </w:rPr>
-      </w:pPr>
-      <w:r>
-        <w:rPr>
-          <w:rFonts w:ascii="Times New Roman" w:eastAsiaTheme="minorHAnsi" w:hAnsi="Times New Roman" w:cs="Times New Roman"/>
-          <w:lang w:eastAsia="en-US"/>
-        </w:rPr>
-        <w:t>20</w:t>
-      </w:r>
-      <w:r>
-        <w:rPr>
-          <w:rFonts w:ascii="Times New Roman" w:eastAsiaTheme="minorHAnsi" w:hAnsi="Times New Roman" w:cs="Times New Roman"/>
-          <w:lang w:eastAsia="en-US"/>
-        </w:rPr>
-        <w:t>) turystyka;</w:t>
-      </w:r>
-    </w:p>
-    <w:p>
-      <w:pPr>
-        <w:tabs>
-          <w:tab w:val="left" w:pos="3807"/>
-        </w:tabs>
-        <w:spacing w:after="0" w:line="360" w:lineRule="auto"/>
-        <w:jc w:val="both"/>
-        <w:rPr>
-          <w:rFonts w:ascii="Times New Roman" w:eastAsiaTheme="minorHAnsi" w:hAnsi="Times New Roman" w:cs="Times New Roman"/>
-          <w:lang w:eastAsia="en-US"/>
-        </w:rPr>
-      </w:pPr>
-      <w:r>
-        <w:rPr>
-          <w:rFonts w:ascii="Times New Roman" w:eastAsiaTheme="minorHAnsi" w:hAnsi="Times New Roman" w:cs="Times New Roman"/>
-          <w:lang w:eastAsia="en-US"/>
-        </w:rPr>
-        <w:t>2</w:t>
-      </w:r>
-      <w:r>
-        <w:rPr>
-          <w:rFonts w:ascii="Times New Roman" w:eastAsiaTheme="minorHAnsi" w:hAnsi="Times New Roman" w:cs="Times New Roman"/>
-          <w:lang w:eastAsia="en-US"/>
-        </w:rPr>
-        <w:t>1</w:t>
-      </w:r>
-      <w:r>
-        <w:rPr>
-          <w:rFonts w:ascii="Times New Roman" w:eastAsiaTheme="minorHAnsi" w:hAnsi="Times New Roman" w:cs="Times New Roman"/>
-          <w:lang w:eastAsia="en-US"/>
-        </w:rPr>
-        <w:t>) środowisko;</w:t>
-      </w:r>
-    </w:p>
-    <w:p>
-      <w:pPr>
-        <w:tabs>
-          <w:tab w:val="left" w:pos="3807"/>
-        </w:tabs>
-        <w:spacing w:after="0" w:line="360" w:lineRule="auto"/>
-        <w:jc w:val="both"/>
-        <w:rPr>
-          <w:rFonts w:ascii="Times New Roman" w:eastAsiaTheme="minorHAnsi" w:hAnsi="Times New Roman" w:cs="Times New Roman"/>
-          <w:lang w:eastAsia="en-US"/>
-        </w:rPr>
-      </w:pPr>
-      <w:r>
-        <w:rPr>
-          <w:rFonts w:ascii="Times New Roman" w:eastAsiaTheme="minorHAnsi" w:hAnsi="Times New Roman" w:cs="Times New Roman"/>
-          <w:lang w:eastAsia="en-US"/>
-        </w:rPr>
-        <w:t>2</w:t>
-      </w:r>
-      <w:r>
-        <w:rPr>
-          <w:rFonts w:ascii="Times New Roman" w:eastAsiaTheme="minorHAnsi" w:hAnsi="Times New Roman" w:cs="Times New Roman"/>
-          <w:lang w:eastAsia="en-US"/>
-        </w:rPr>
-        <w:t>2</w:t>
-      </w:r>
-      <w:r>
-        <w:rPr>
-          <w:rFonts w:ascii="Times New Roman" w:eastAsiaTheme="minorHAnsi" w:hAnsi="Times New Roman" w:cs="Times New Roman"/>
-          <w:lang w:eastAsia="en-US"/>
-        </w:rPr>
-        <w:t xml:space="preserve">) </w:t>
-      </w:r>
-      <w:r>
-        <w:rPr>
-          <w:rFonts w:ascii="Times New Roman" w:eastAsiaTheme="minorHAnsi" w:hAnsi="Times New Roman" w:cs="Times New Roman"/>
-          <w:lang w:eastAsia="en-US"/>
-        </w:rPr>
-        <w:t>rodzina;</w:t>
-      </w:r>
-    </w:p>
-    <w:p>
-      <w:pPr>
-        <w:tabs>
-          <w:tab w:val="left" w:pos="3807"/>
-        </w:tabs>
-        <w:spacing w:after="0" w:line="360" w:lineRule="auto"/>
-        <w:jc w:val="both"/>
-        <w:rPr>
-          <w:rFonts w:ascii="Times New Roman" w:eastAsiaTheme="minorHAnsi" w:hAnsi="Times New Roman" w:cs="Times New Roman"/>
-          <w:lang w:eastAsia="en-US"/>
-        </w:rPr>
-      </w:pPr>
-      <w:r>
-        <w:rPr>
-          <w:rFonts w:ascii="Times New Roman" w:eastAsiaTheme="minorHAnsi" w:hAnsi="Times New Roman" w:cs="Times New Roman"/>
-          <w:lang w:eastAsia="en-US"/>
-        </w:rPr>
-        <w:t>2</w:t>
-      </w:r>
-      <w:r>
-        <w:rPr>
-          <w:rFonts w:ascii="Times New Roman" w:eastAsiaTheme="minorHAnsi" w:hAnsi="Times New Roman" w:cs="Times New Roman"/>
-          <w:lang w:eastAsia="en-US"/>
-        </w:rPr>
-        <w:t>3</w:t>
-      </w:r>
-      <w:r>
-        <w:rPr>
-          <w:rFonts w:ascii="Times New Roman" w:eastAsiaTheme="minorHAnsi" w:hAnsi="Times New Roman" w:cs="Times New Roman"/>
-          <w:lang w:eastAsia="en-US"/>
-        </w:rPr>
-        <w:t>) sprawy wewnętrzne i bezpieczeństwo</w:t>
-      </w:r>
-      <w:r>
-        <w:rPr>
-          <w:rFonts w:ascii="Times New Roman" w:eastAsiaTheme="minorHAnsi" w:hAnsi="Times New Roman" w:cs="Times New Roman"/>
-          <w:lang w:eastAsia="en-US"/>
-        </w:rPr>
-        <w:t xml:space="preserve"> państwa;</w:t>
-      </w:r>
-    </w:p>
-    <w:p>
-      <w:pPr>
-        <w:tabs>
-          <w:tab w:val="left" w:pos="3807"/>
-        </w:tabs>
-        <w:spacing w:after="0" w:line="360" w:lineRule="auto"/>
-        <w:jc w:val="both"/>
-        <w:rPr>
-          <w:rFonts w:ascii="Times New Roman" w:eastAsiaTheme="minorHAnsi" w:hAnsi="Times New Roman" w:cs="Times New Roman"/>
-          <w:lang w:eastAsia="en-US"/>
-        </w:rPr>
-      </w:pPr>
-      <w:r>
-        <w:rPr>
-          <w:rFonts w:ascii="Times New Roman" w:eastAsiaTheme="minorHAnsi" w:hAnsi="Times New Roman" w:cs="Times New Roman"/>
-          <w:lang w:eastAsia="en-US"/>
-        </w:rPr>
-        <w:t>2</w:t>
-      </w:r>
-      <w:r>
-        <w:rPr>
-          <w:rFonts w:ascii="Times New Roman" w:eastAsiaTheme="minorHAnsi" w:hAnsi="Times New Roman" w:cs="Times New Roman"/>
-          <w:lang w:eastAsia="en-US"/>
-        </w:rPr>
-        <w:t>4</w:t>
-      </w:r>
-      <w:r>
-        <w:rPr>
-          <w:rFonts w:ascii="Times New Roman" w:eastAsiaTheme="minorHAnsi" w:hAnsi="Times New Roman" w:cs="Times New Roman"/>
-          <w:lang w:eastAsia="en-US"/>
-        </w:rPr>
-        <w:t>) sprawy zagraniczne;</w:t>
-      </w:r>
-    </w:p>
-    <w:p>
-      <w:pPr>
-        <w:tabs>
-          <w:tab w:val="left" w:pos="3807"/>
-        </w:tabs>
-        <w:spacing w:after="0" w:line="360" w:lineRule="auto"/>
-        <w:jc w:val="both"/>
-        <w:rPr>
-          <w:rFonts w:ascii="Times New Roman" w:eastAsiaTheme="minorHAnsi" w:hAnsi="Times New Roman" w:cs="Times New Roman"/>
-          <w:lang w:eastAsia="en-US"/>
-        </w:rPr>
-      </w:pPr>
-      <w:r>
-        <w:rPr>
-          <w:rFonts w:ascii="Times New Roman" w:eastAsiaTheme="minorHAnsi" w:hAnsi="Times New Roman" w:cs="Times New Roman"/>
-          <w:lang w:eastAsia="en-US"/>
-        </w:rPr>
-        <w:t>2</w:t>
-      </w:r>
-      <w:r>
-        <w:rPr>
-          <w:rFonts w:ascii="Times New Roman" w:eastAsiaTheme="minorHAnsi" w:hAnsi="Times New Roman" w:cs="Times New Roman"/>
-          <w:lang w:eastAsia="en-US"/>
-        </w:rPr>
-        <w:t>5</w:t>
-      </w:r>
-      <w:r>
-        <w:rPr>
-          <w:rFonts w:ascii="Times New Roman" w:eastAsiaTheme="minorHAnsi" w:hAnsi="Times New Roman" w:cs="Times New Roman"/>
-          <w:lang w:eastAsia="en-US"/>
-        </w:rPr>
         <w:t xml:space="preserve">) wojskowość i </w:t>
       </w:r>
       <w:r>
@@ -1388,17 +1388,8 @@
           <w:rFonts w:ascii="Times New Roman" w:eastAsiaTheme="minorHAnsi" w:hAnsi="Times New Roman" w:cs="Times New Roman"/>
           <w:lang w:eastAsia="en-US"/>
         </w:rPr>
-        <w:t xml:space="preserve"> w </w:t>
-      </w:r>
-      <w:proofErr w:type="spellStart"/>
-      <w:r>
-        <w:rPr>
-          <w:rFonts w:ascii="Times New Roman" w:eastAsiaTheme="minorHAnsi" w:hAnsi="Times New Roman" w:cs="Times New Roman"/>
-          <w:lang w:eastAsia="en-US"/>
-        </w:rPr>
-        <w:t>Feloroście</w:t>
-      </w:r>
-      <w:proofErr w:type="spellEnd"/>
+        <w:t xml:space="preserve"> w Feloroście</w:t>
+      </w:r>
     </w:p>
     <w:p>
       <w:pPr>
@@ -1842,54 +1833,54 @@
           <w:rFonts w:ascii="Times New Roman" w:eastAsiaTheme="minorHAnsi" w:hAnsi="Times New Roman" w:cs="Times New Roman"/>
           <w:lang w:eastAsia="en-US"/>
         </w:rPr>
+        <w:t>1) architektury;</w:t>
+      </w:r>
+    </w:p>
+    <w:p>
+      <w:pPr>
+        <w:tabs>
+          <w:tab w:val="left" w:pos="3807"/>
+        </w:tabs>
+        <w:spacing w:after="0" w:line="360" w:lineRule="auto"/>
+        <w:jc w:val="both"/>
+        <w:rPr>
+          <w:rFonts w:ascii="Times New Roman" w:eastAsiaTheme="minorHAnsi" w:hAnsi="Times New Roman" w:cs="Times New Roman"/>
+          <w:lang w:eastAsia="en-US"/>
+        </w:rPr>
+      </w:pPr>
+      <w:r>
+        <w:rPr>
+          <w:rFonts w:ascii="Times New Roman" w:eastAsiaTheme="minorHAnsi" w:hAnsi="Times New Roman" w:cs="Times New Roman"/>
+          <w:lang w:eastAsia="en-US"/>
+        </w:rPr>
+        <w:t xml:space="preserve">2) </w:t>
+      </w:r>
+      <w:r>
+        <w:rPr>
+          <w:rFonts w:ascii="Times New Roman" w:eastAsiaTheme="minorHAnsi" w:hAnsi="Times New Roman" w:cs="Times New Roman"/>
+          <w:lang w:eastAsia="en-US"/>
+        </w:rPr>
+        <w:t>budownictwa;</w:t>
+      </w:r>
+    </w:p>
+    <w:p>
+      <w:pPr>
+        <w:tabs>
+          <w:tab w:val="left" w:pos="3807"/>
+        </w:tabs>
+        <w:spacing w:after="0" w:line="360" w:lineRule="auto"/>
+        <w:jc w:val="both"/>
+        <w:rPr>
+          <w:rFonts w:ascii="Times New Roman" w:eastAsiaTheme="minorHAnsi" w:hAnsi="Times New Roman" w:cs="Times New Roman"/>
+          <w:lang w:eastAsia="en-US"/>
+        </w:rPr>
+      </w:pPr>
+      <w:r>
+        <w:rPr>
+          <w:rFonts w:ascii="Times New Roman" w:eastAsiaTheme="minorHAnsi" w:hAnsi="Times New Roman" w:cs="Times New Roman"/>
+          <w:lang w:eastAsia="en-US"/>
+        </w:rPr>
         <w:lastRenderedPageBreak/>
-        <w:t>1) architektury;</w:t>
-      </w:r>
-    </w:p>
-    <w:p>
-      <w:pPr>
-        <w:tabs>
-          <w:tab w:val="left" w:pos="3807"/>
-        </w:tabs>
-        <w:spacing w:after="0" w:line="360" w:lineRule="auto"/>
-        <w:jc w:val="both"/>
-        <w:rPr>
-          <w:rFonts w:ascii="Times New Roman" w:eastAsiaTheme="minorHAnsi" w:hAnsi="Times New Roman" w:cs="Times New Roman"/>
-          <w:lang w:eastAsia="en-US"/>
-        </w:rPr>
-      </w:pPr>
-      <w:r>
-        <w:rPr>
-          <w:rFonts w:ascii="Times New Roman" w:eastAsiaTheme="minorHAnsi" w:hAnsi="Times New Roman" w:cs="Times New Roman"/>
-          <w:lang w:eastAsia="en-US"/>
-        </w:rPr>
-        <w:t xml:space="preserve">2) </w:t>
-      </w:r>
-      <w:r>
-        <w:rPr>
-          <w:rFonts w:ascii="Times New Roman" w:eastAsiaTheme="minorHAnsi" w:hAnsi="Times New Roman" w:cs="Times New Roman"/>
-          <w:lang w:eastAsia="en-US"/>
-        </w:rPr>
-        <w:t>budownictwa;</w:t>
-      </w:r>
-    </w:p>
-    <w:p>
-      <w:pPr>
-        <w:tabs>
-          <w:tab w:val="left" w:pos="3807"/>
-        </w:tabs>
-        <w:spacing w:after="0" w:line="360" w:lineRule="auto"/>
-        <w:jc w:val="both"/>
-        <w:rPr>
-          <w:rFonts w:ascii="Times New Roman" w:eastAsiaTheme="minorHAnsi" w:hAnsi="Times New Roman" w:cs="Times New Roman"/>
-          <w:lang w:eastAsia="en-US"/>
-        </w:rPr>
-      </w:pPr>
-      <w:r>
-        <w:rPr>
-          <w:rFonts w:ascii="Times New Roman" w:eastAsiaTheme="minorHAnsi" w:hAnsi="Times New Roman" w:cs="Times New Roman"/>
-          <w:lang w:eastAsia="en-US"/>
-        </w:rPr>
         <w:t>3) nadzoru architektoniczno-budowlanego;</w:t>
       </w:r>
     </w:p>
@@ -2717,7 +2708,6 @@
           <w:rFonts w:ascii="Times New Roman" w:eastAsiaTheme="minorHAnsi" w:hAnsi="Times New Roman" w:cs="Times New Roman"/>
           <w:lang w:eastAsia="en-US"/>
         </w:rPr>
-        <w:lastRenderedPageBreak/>
         <w:t>2. Ministrowi koronnemu właściwemu do spraw finansów publicznych podlega Szef Koronnej Administracji Skarbowej;</w:t>
       </w:r>
     </w:p>
@@ -2753,6 +2743,7 @@
           <w:bCs/>
           <w:lang w:eastAsia="en-US"/>
         </w:rPr>
+        <w:lastRenderedPageBreak/>
         <w:t xml:space="preserve">Art. 12. </w:t>
       </w:r>
       <w:r>
@@ -3745,48 +3736,48 @@
           <w:rFonts w:ascii="Times New Roman" w:eastAsiaTheme="minorHAnsi" w:hAnsi="Times New Roman" w:cs="Times New Roman"/>
           <w:lang w:eastAsia="en-US"/>
         </w:rPr>
+        <w:t>2) polityk gospodarczych regionów</w:t>
+      </w:r>
+      <w:r>
+        <w:rPr>
+          <w:rFonts w:ascii="Times New Roman" w:eastAsiaTheme="minorHAnsi" w:hAnsi="Times New Roman" w:cs="Times New Roman"/>
+          <w:lang w:eastAsia="en-US"/>
+        </w:rPr>
+        <w:t>, w szczególności tych</w:t>
+      </w:r>
+      <w:r>
+        <w:rPr>
+          <w:rFonts w:ascii="Times New Roman" w:eastAsiaTheme="minorHAnsi" w:hAnsi="Times New Roman" w:cs="Times New Roman"/>
+          <w:lang w:eastAsia="en-US"/>
+        </w:rPr>
+        <w:t xml:space="preserve"> o strategicznym znaczeniu dla bezpieczeństwa państwa</w:t>
+      </w:r>
+      <w:r>
+        <w:rPr>
+          <w:rFonts w:ascii="Times New Roman" w:eastAsiaTheme="minorHAnsi" w:hAnsi="Times New Roman" w:cs="Times New Roman"/>
+          <w:lang w:eastAsia="en-US"/>
+        </w:rPr>
+        <w:t>.</w:t>
+      </w:r>
+    </w:p>
+    <w:p>
+      <w:pPr>
+        <w:tabs>
+          <w:tab w:val="left" w:pos="3807"/>
+        </w:tabs>
+        <w:spacing w:after="0" w:line="360" w:lineRule="auto"/>
+        <w:jc w:val="both"/>
+        <w:rPr>
+          <w:rFonts w:ascii="Times New Roman" w:eastAsiaTheme="minorHAnsi" w:hAnsi="Times New Roman" w:cs="Times New Roman"/>
+          <w:lang w:eastAsia="en-US"/>
+        </w:rPr>
+      </w:pPr>
+      <w:r>
+        <w:rPr>
+          <w:rFonts w:ascii="Times New Roman" w:eastAsiaTheme="minorHAnsi" w:hAnsi="Times New Roman" w:cs="Times New Roman"/>
+          <w:lang w:eastAsia="en-US"/>
+        </w:rPr>
         <w:lastRenderedPageBreak/>
-        <w:t>2) polityk gospodarczych regionów</w:t>
-      </w:r>
-      <w:r>
-        <w:rPr>
-          <w:rFonts w:ascii="Times New Roman" w:eastAsiaTheme="minorHAnsi" w:hAnsi="Times New Roman" w:cs="Times New Roman"/>
-          <w:lang w:eastAsia="en-US"/>
-        </w:rPr>
-        <w:t>, w szczególności tych</w:t>
-      </w:r>
-      <w:r>
-        <w:rPr>
-          <w:rFonts w:ascii="Times New Roman" w:eastAsiaTheme="minorHAnsi" w:hAnsi="Times New Roman" w:cs="Times New Roman"/>
-          <w:lang w:eastAsia="en-US"/>
-        </w:rPr>
-        <w:t xml:space="preserve"> o strategicznym znaczeniu dla bezpieczeństwa państwa</w:t>
-      </w:r>
-      <w:r>
-        <w:rPr>
-          <w:rFonts w:ascii="Times New Roman" w:eastAsiaTheme="minorHAnsi" w:hAnsi="Times New Roman" w:cs="Times New Roman"/>
-          <w:lang w:eastAsia="en-US"/>
-        </w:rPr>
-        <w:t>.</w:t>
-      </w:r>
-    </w:p>
-    <w:p>
-      <w:pPr>
-        <w:tabs>
-          <w:tab w:val="left" w:pos="3807"/>
-        </w:tabs>
-        <w:spacing w:after="0" w:line="360" w:lineRule="auto"/>
-        <w:jc w:val="both"/>
-        <w:rPr>
-          <w:rFonts w:ascii="Times New Roman" w:eastAsiaTheme="minorHAnsi" w:hAnsi="Times New Roman" w:cs="Times New Roman"/>
-          <w:lang w:eastAsia="en-US"/>
-        </w:rPr>
-      </w:pPr>
-      <w:r>
-        <w:rPr>
-          <w:rFonts w:ascii="Times New Roman" w:eastAsiaTheme="minorHAnsi" w:hAnsi="Times New Roman" w:cs="Times New Roman"/>
-          <w:lang w:eastAsia="en-US"/>
-        </w:rPr>
         <w:t>3. Do ministra koronnego</w:t>
       </w:r>
       <w:r>
@@ -4043,23 +4034,7 @@
           <w:rFonts w:ascii="Times New Roman" w:eastAsiaTheme="minorHAnsi" w:hAnsi="Times New Roman" w:cs="Times New Roman"/>
           <w:lang w:eastAsia="en-US"/>
         </w:rPr>
-        <w:t xml:space="preserve">i </w:t>
-      </w:r>
-      <w:proofErr w:type="spellStart"/>
-      <w:r>
-        <w:rPr>
-          <w:rFonts w:ascii="Times New Roman" w:eastAsiaTheme="minorHAnsi" w:hAnsi="Times New Roman" w:cs="Times New Roman"/>
-          <w:lang w:eastAsia="en-US"/>
-        </w:rPr>
-        <w:t>multikoniańskim</w:t>
-      </w:r>
-      <w:proofErr w:type="spellEnd"/>
-      <w:r>
-        <w:rPr>
-          <w:rFonts w:ascii="Times New Roman" w:eastAsiaTheme="minorHAnsi" w:hAnsi="Times New Roman" w:cs="Times New Roman"/>
-          <w:lang w:eastAsia="en-US"/>
-        </w:rPr>
-        <w:t>, jak również sprawy działalności kulturalnej, w szczególności w zakresie:</w:t>
+        <w:t>i multikoniańskim, jak również sprawy działalności kulturalnej, w szczególności w zakresie:</w:t>
       </w:r>
     </w:p>
     <w:p>
@@ -4690,54 +4665,54 @@
           <w:rFonts w:ascii="Times New Roman" w:eastAsiaTheme="minorHAnsi" w:hAnsi="Times New Roman" w:cs="Times New Roman"/>
           <w:lang w:eastAsia="en-US"/>
         </w:rPr>
+        <w:t>2) nasiennictwa</w:t>
+      </w:r>
+      <w:r>
+        <w:rPr>
+          <w:rFonts w:ascii="Times New Roman" w:eastAsiaTheme="minorHAnsi" w:hAnsi="Times New Roman" w:cs="Times New Roman"/>
+          <w:lang w:eastAsia="en-US"/>
+        </w:rPr>
+        <w:t>;</w:t>
+      </w:r>
+    </w:p>
+    <w:p>
+      <w:pPr>
+        <w:tabs>
+          <w:tab w:val="left" w:pos="3807"/>
+        </w:tabs>
+        <w:spacing w:after="0" w:line="360" w:lineRule="auto"/>
+        <w:jc w:val="both"/>
+        <w:rPr>
+          <w:rFonts w:ascii="Times New Roman" w:eastAsiaTheme="minorHAnsi" w:hAnsi="Times New Roman" w:cs="Times New Roman"/>
+          <w:lang w:eastAsia="en-US"/>
+        </w:rPr>
+      </w:pPr>
+      <w:r>
+        <w:rPr>
+          <w:rFonts w:ascii="Times New Roman" w:eastAsiaTheme="minorHAnsi" w:hAnsi="Times New Roman" w:cs="Times New Roman"/>
+          <w:lang w:eastAsia="en-US"/>
+        </w:rPr>
+        <w:t>3) produkcji zwierzęcej i hodowli zwierząt;</w:t>
+      </w:r>
+    </w:p>
+    <w:p>
+      <w:pPr>
+        <w:tabs>
+          <w:tab w:val="left" w:pos="3807"/>
+        </w:tabs>
+        <w:spacing w:after="0" w:line="360" w:lineRule="auto"/>
+        <w:jc w:val="both"/>
+        <w:rPr>
+          <w:rFonts w:ascii="Times New Roman" w:eastAsiaTheme="minorHAnsi" w:hAnsi="Times New Roman" w:cs="Times New Roman"/>
+          <w:lang w:eastAsia="en-US"/>
+        </w:rPr>
+      </w:pPr>
+      <w:r>
+        <w:rPr>
+          <w:rFonts w:ascii="Times New Roman" w:eastAsiaTheme="minorHAnsi" w:hAnsi="Times New Roman" w:cs="Times New Roman"/>
+          <w:lang w:eastAsia="en-US"/>
+        </w:rPr>
         <w:lastRenderedPageBreak/>
-        <w:t>2) nasiennictwa</w:t>
-      </w:r>
-      <w:r>
-        <w:rPr>
-          <w:rFonts w:ascii="Times New Roman" w:eastAsiaTheme="minorHAnsi" w:hAnsi="Times New Roman" w:cs="Times New Roman"/>
-          <w:lang w:eastAsia="en-US"/>
-        </w:rPr>
-        <w:t>;</w:t>
-      </w:r>
-    </w:p>
-    <w:p>
-      <w:pPr>
-        <w:tabs>
-          <w:tab w:val="left" w:pos="3807"/>
-        </w:tabs>
-        <w:spacing w:after="0" w:line="360" w:lineRule="auto"/>
-        <w:jc w:val="both"/>
-        <w:rPr>
-          <w:rFonts w:ascii="Times New Roman" w:eastAsiaTheme="minorHAnsi" w:hAnsi="Times New Roman" w:cs="Times New Roman"/>
-          <w:lang w:eastAsia="en-US"/>
-        </w:rPr>
-      </w:pPr>
-      <w:r>
-        <w:rPr>
-          <w:rFonts w:ascii="Times New Roman" w:eastAsiaTheme="minorHAnsi" w:hAnsi="Times New Roman" w:cs="Times New Roman"/>
-          <w:lang w:eastAsia="en-US"/>
-        </w:rPr>
-        <w:t>3) produkcji zwierzęcej i hodowli zwierząt;</w:t>
-      </w:r>
-    </w:p>
-    <w:p>
-      <w:pPr>
-        <w:tabs>
-          <w:tab w:val="left" w:pos="3807"/>
-        </w:tabs>
-        <w:spacing w:after="0" w:line="360" w:lineRule="auto"/>
-        <w:jc w:val="both"/>
-        <w:rPr>
-          <w:rFonts w:ascii="Times New Roman" w:eastAsiaTheme="minorHAnsi" w:hAnsi="Times New Roman" w:cs="Times New Roman"/>
-          <w:lang w:eastAsia="en-US"/>
-        </w:rPr>
-      </w:pPr>
-      <w:r>
-        <w:rPr>
-          <w:rFonts w:ascii="Times New Roman" w:eastAsiaTheme="minorHAnsi" w:hAnsi="Times New Roman" w:cs="Times New Roman"/>
-          <w:lang w:eastAsia="en-US"/>
-        </w:rPr>
         <w:t xml:space="preserve">4) ochrony </w:t>
       </w:r>
       <w:r>
@@ -4908,23 +4883,7 @@
           <w:rFonts w:ascii="Times New Roman" w:eastAsiaTheme="minorHAnsi" w:hAnsi="Times New Roman" w:cs="Times New Roman"/>
           <w:lang w:eastAsia="en-US"/>
         </w:rPr>
-        <w:t xml:space="preserve">4) zawodów </w:t>
-      </w:r>
-      <w:proofErr w:type="spellStart"/>
-      <w:r>
-        <w:rPr>
-          <w:rFonts w:ascii="Times New Roman" w:eastAsiaTheme="minorHAnsi" w:hAnsi="Times New Roman" w:cs="Times New Roman"/>
-          <w:lang w:eastAsia="en-US"/>
-        </w:rPr>
-        <w:t>prawnicznych</w:t>
-      </w:r>
-      <w:proofErr w:type="spellEnd"/>
-      <w:r>
-        <w:rPr>
-          <w:rFonts w:ascii="Times New Roman" w:eastAsiaTheme="minorHAnsi" w:hAnsi="Times New Roman" w:cs="Times New Roman"/>
-          <w:lang w:eastAsia="en-US"/>
-        </w:rPr>
-        <w:t>.</w:t>
+        <w:t>4) zawodów prawnicznych.</w:t>
       </w:r>
     </w:p>
     <w:p>
@@ -4985,23 +4944,7 @@
           <w:rFonts w:ascii="Times New Roman" w:eastAsiaTheme="minorHAnsi" w:hAnsi="Times New Roman" w:cs="Times New Roman"/>
           <w:lang w:eastAsia="en-US"/>
         </w:rPr>
-        <w:t xml:space="preserve">Główny Inspektor </w:t>
-      </w:r>
-      <w:proofErr w:type="spellStart"/>
-      <w:r>
-        <w:rPr>
-          <w:rFonts w:ascii="Times New Roman" w:eastAsiaTheme="minorHAnsi" w:hAnsi="Times New Roman" w:cs="Times New Roman"/>
-          <w:lang w:eastAsia="en-US"/>
-        </w:rPr>
-        <w:t>Cebulacji</w:t>
-      </w:r>
-      <w:proofErr w:type="spellEnd"/>
-      <w:r>
-        <w:rPr>
-          <w:rFonts w:ascii="Times New Roman" w:eastAsiaTheme="minorHAnsi" w:hAnsi="Times New Roman" w:cs="Times New Roman"/>
-          <w:lang w:eastAsia="en-US"/>
-        </w:rPr>
-        <w:t>.</w:t>
+        <w:t>Główny Inspektor Cebulacji.</w:t>
       </w:r>
     </w:p>
     <w:p>
@@ -5497,54 +5440,54 @@
           <w:rFonts w:ascii="Times New Roman" w:eastAsiaTheme="minorHAnsi" w:hAnsi="Times New Roman" w:cs="Times New Roman"/>
           <w:lang w:eastAsia="en-US"/>
         </w:rPr>
+        <w:t xml:space="preserve">4) </w:t>
+      </w:r>
+      <w:r>
+        <w:rPr>
+          <w:rFonts w:ascii="Times New Roman" w:eastAsiaTheme="minorHAnsi" w:hAnsi="Times New Roman" w:cs="Times New Roman"/>
+          <w:lang w:eastAsia="en-US"/>
+        </w:rPr>
+        <w:t>ochrony ludności;</w:t>
+      </w:r>
+    </w:p>
+    <w:p>
+      <w:pPr>
+        <w:tabs>
+          <w:tab w:val="left" w:pos="3807"/>
+        </w:tabs>
+        <w:spacing w:after="0" w:line="360" w:lineRule="auto"/>
+        <w:jc w:val="both"/>
+        <w:rPr>
+          <w:rFonts w:ascii="Times New Roman" w:eastAsiaTheme="minorHAnsi" w:hAnsi="Times New Roman" w:cs="Times New Roman"/>
+          <w:lang w:eastAsia="en-US"/>
+        </w:rPr>
+      </w:pPr>
+      <w:r>
+        <w:rPr>
+          <w:rFonts w:ascii="Times New Roman" w:eastAsiaTheme="minorHAnsi" w:hAnsi="Times New Roman" w:cs="Times New Roman"/>
+          <w:lang w:eastAsia="en-US"/>
+        </w:rPr>
+        <w:t>5) ochrony przeciwpożarowej;</w:t>
+      </w:r>
+    </w:p>
+    <w:p>
+      <w:pPr>
+        <w:tabs>
+          <w:tab w:val="left" w:pos="3807"/>
+        </w:tabs>
+        <w:spacing w:after="0" w:line="360" w:lineRule="auto"/>
+        <w:jc w:val="both"/>
+        <w:rPr>
+          <w:rFonts w:ascii="Times New Roman" w:eastAsiaTheme="minorHAnsi" w:hAnsi="Times New Roman" w:cs="Times New Roman"/>
+          <w:lang w:eastAsia="en-US"/>
+        </w:rPr>
+      </w:pPr>
+      <w:r>
+        <w:rPr>
+          <w:rFonts w:ascii="Times New Roman" w:eastAsiaTheme="minorHAnsi" w:hAnsi="Times New Roman" w:cs="Times New Roman"/>
+          <w:lang w:eastAsia="en-US"/>
+        </w:rPr>
         <w:lastRenderedPageBreak/>
-        <w:t xml:space="preserve">4) </w:t>
-      </w:r>
-      <w:r>
-        <w:rPr>
-          <w:rFonts w:ascii="Times New Roman" w:eastAsiaTheme="minorHAnsi" w:hAnsi="Times New Roman" w:cs="Times New Roman"/>
-          <w:lang w:eastAsia="en-US"/>
-        </w:rPr>
-        <w:t>ochrony ludności;</w:t>
-      </w:r>
-    </w:p>
-    <w:p>
-      <w:pPr>
-        <w:tabs>
-          <w:tab w:val="left" w:pos="3807"/>
-        </w:tabs>
-        <w:spacing w:after="0" w:line="360" w:lineRule="auto"/>
-        <w:jc w:val="both"/>
-        <w:rPr>
-          <w:rFonts w:ascii="Times New Roman" w:eastAsiaTheme="minorHAnsi" w:hAnsi="Times New Roman" w:cs="Times New Roman"/>
-          <w:lang w:eastAsia="en-US"/>
-        </w:rPr>
-      </w:pPr>
-      <w:r>
-        <w:rPr>
-          <w:rFonts w:ascii="Times New Roman" w:eastAsiaTheme="minorHAnsi" w:hAnsi="Times New Roman" w:cs="Times New Roman"/>
-          <w:lang w:eastAsia="en-US"/>
-        </w:rPr>
-        <w:t>5) ochrony przeciwpożarowej;</w:t>
-      </w:r>
-    </w:p>
-    <w:p>
-      <w:pPr>
-        <w:tabs>
-          <w:tab w:val="left" w:pos="3807"/>
-        </w:tabs>
-        <w:spacing w:after="0" w:line="360" w:lineRule="auto"/>
-        <w:jc w:val="both"/>
-        <w:rPr>
-          <w:rFonts w:ascii="Times New Roman" w:eastAsiaTheme="minorHAnsi" w:hAnsi="Times New Roman" w:cs="Times New Roman"/>
-          <w:lang w:eastAsia="en-US"/>
-        </w:rPr>
-      </w:pPr>
-      <w:r>
-        <w:rPr>
-          <w:rFonts w:ascii="Times New Roman" w:eastAsiaTheme="minorHAnsi" w:hAnsi="Times New Roman" w:cs="Times New Roman"/>
-          <w:lang w:eastAsia="en-US"/>
-        </w:rPr>
         <w:t>6) ewidencji ludności</w:t>
       </w:r>
       <w:r>
@@ -5950,23 +5893,7 @@
           <w:rFonts w:ascii="Times New Roman" w:eastAsiaTheme="minorHAnsi" w:hAnsi="Times New Roman" w:cs="Times New Roman"/>
           <w:lang w:eastAsia="en-US"/>
         </w:rPr>
-        <w:t xml:space="preserve">Dział wojskowość i organizacja bezpieczeństwa w </w:t>
-      </w:r>
-      <w:proofErr w:type="spellStart"/>
-      <w:r>
-        <w:rPr>
-          <w:rFonts w:ascii="Times New Roman" w:eastAsiaTheme="minorHAnsi" w:hAnsi="Times New Roman" w:cs="Times New Roman"/>
-          <w:lang w:eastAsia="en-US"/>
-        </w:rPr>
-        <w:t>Feloroście</w:t>
-      </w:r>
-      <w:proofErr w:type="spellEnd"/>
-      <w:r>
-        <w:rPr>
-          <w:rFonts w:ascii="Times New Roman" w:eastAsiaTheme="minorHAnsi" w:hAnsi="Times New Roman" w:cs="Times New Roman"/>
-          <w:lang w:eastAsia="en-US"/>
-        </w:rPr>
-        <w:t xml:space="preserve"> obejmuje sprawy:</w:t>
+        <w:t>Dział wojskowość i organizacja bezpieczeństwa w Feloroście obejmuje sprawy:</w:t>
       </w:r>
     </w:p>
     <w:p>
@@ -6095,23 +6022,7 @@
           <w:rFonts w:ascii="Times New Roman" w:eastAsiaTheme="minorHAnsi" w:hAnsi="Times New Roman" w:cs="Times New Roman"/>
           <w:lang w:eastAsia="en-US"/>
         </w:rPr>
-        <w:t xml:space="preserve">strefy bezpieczeństwa i pokoju w </w:t>
-      </w:r>
-      <w:proofErr w:type="spellStart"/>
-      <w:r>
-        <w:rPr>
-          <w:rFonts w:ascii="Times New Roman" w:eastAsiaTheme="minorHAnsi" w:hAnsi="Times New Roman" w:cs="Times New Roman"/>
-          <w:lang w:eastAsia="en-US"/>
-        </w:rPr>
-        <w:t>Feloroście</w:t>
-      </w:r>
-      <w:proofErr w:type="spellEnd"/>
-      <w:r>
-        <w:rPr>
-          <w:rFonts w:ascii="Times New Roman" w:eastAsiaTheme="minorHAnsi" w:hAnsi="Times New Roman" w:cs="Times New Roman"/>
-          <w:lang w:eastAsia="en-US"/>
-        </w:rPr>
-        <w:t>.</w:t>
+        <w:t>strefy bezpieczeństwa i pokoju w Feloroście.</w:t>
       </w:r>
     </w:p>
     <w:p>
@@ -6491,34 +6402,34 @@
           <w:bCs/>
           <w:lang w:eastAsia="en-US"/>
         </w:rPr>
+        <w:t xml:space="preserve">Art. 33. </w:t>
+      </w:r>
+      <w:r>
+        <w:rPr>
+          <w:rFonts w:ascii="Times New Roman" w:eastAsiaTheme="minorHAnsi" w:hAnsi="Times New Roman" w:cs="Times New Roman"/>
+          <w:lang w:eastAsia="en-US"/>
+        </w:rPr>
+        <w:t>Przewodniczący Rządu Koronnego sprawuje nadzór nad działalnością administracji koronnej nieobjętej zakresem działania działów administracji koronnej, wykonywaną przez:</w:t>
+      </w:r>
+    </w:p>
+    <w:p>
+      <w:pPr>
+        <w:tabs>
+          <w:tab w:val="left" w:pos="3807"/>
+        </w:tabs>
+        <w:spacing w:after="0" w:line="360" w:lineRule="auto"/>
+        <w:jc w:val="both"/>
+        <w:rPr>
+          <w:rFonts w:ascii="Times New Roman" w:eastAsiaTheme="minorHAnsi" w:hAnsi="Times New Roman" w:cs="Times New Roman"/>
+          <w:lang w:eastAsia="en-US"/>
+        </w:rPr>
+      </w:pPr>
+      <w:r>
+        <w:rPr>
+          <w:rFonts w:ascii="Times New Roman" w:eastAsiaTheme="minorHAnsi" w:hAnsi="Times New Roman" w:cs="Times New Roman"/>
+          <w:lang w:eastAsia="en-US"/>
+        </w:rPr>
         <w:lastRenderedPageBreak/>
-        <w:t xml:space="preserve">Art. 33. </w:t>
-      </w:r>
-      <w:r>
-        <w:rPr>
-          <w:rFonts w:ascii="Times New Roman" w:eastAsiaTheme="minorHAnsi" w:hAnsi="Times New Roman" w:cs="Times New Roman"/>
-          <w:lang w:eastAsia="en-US"/>
-        </w:rPr>
-        <w:t>Przewodniczący Rządu Koronnego sprawuje nadzór nad działalnością administracji koronnej nieobjętej zakresem działania działów administracji koronnej, wykonywaną przez:</w:t>
-      </w:r>
-    </w:p>
-    <w:p>
-      <w:pPr>
-        <w:tabs>
-          <w:tab w:val="left" w:pos="3807"/>
-        </w:tabs>
-        <w:spacing w:after="0" w:line="360" w:lineRule="auto"/>
-        <w:jc w:val="both"/>
-        <w:rPr>
-          <w:rFonts w:ascii="Times New Roman" w:eastAsiaTheme="minorHAnsi" w:hAnsi="Times New Roman" w:cs="Times New Roman"/>
-          <w:lang w:eastAsia="en-US"/>
-        </w:rPr>
-      </w:pPr>
-      <w:r>
-        <w:rPr>
-          <w:rFonts w:ascii="Times New Roman" w:eastAsiaTheme="minorHAnsi" w:hAnsi="Times New Roman" w:cs="Times New Roman"/>
-          <w:lang w:eastAsia="en-US"/>
-        </w:rPr>
         <w:t xml:space="preserve">1) </w:t>
       </w:r>
       <w:r>
@@ -7151,7 +7062,6 @@
         <w:docPartUnique/>
       </w:docPartObj>
     </w:sdtPr>
-    <w:sdtEndPr/>
     <w:sdtContent>
       <w:sdt>
         <w:sdtPr>
@@ -7166,7 +7076,6 @@
             <w:docPartUnique/>
           </w:docPartObj>
         </w:sdtPr>
-        <w:sdtEndPr/>
         <w:sdtContent>
           <w:p>
             <w:pPr>
@@ -7322,7 +7231,6 @@
         <w:docPartUnique/>
       </w:docPartObj>
     </w:sdtPr>
-    <w:sdtEndPr/>
     <w:sdtContent>
       <w:sdt>
         <w:sdtPr>
@@ -7337,7 +7245,6 @@
             <w:docPartUnique/>
           </w:docPartObj>
         </w:sdtPr>
-        <w:sdtEndPr/>
         <w:sdtContent>
           <w:p>
             <w:pPr>
@@ -12064,7 +11971,6 @@
 <ds:datastoreItem xmlns:ds="http://schemas.openxmlformats.org/officeDocument/2006/customXml" ds:itemID="{BB213656-EFA5-4F01-8A89-814BB1569ECC}">
   <ds:schemaRefs>
     <ds:schemaRef ds:uri="http://schemas.openxmlformats.org/officeDocument/2006/bibliography"/>
-    <ds:schemaRef ds:uri="http://www.w3.org/2000/xmlns/"/>
   </ds:schemaRefs>
 </ds:datastoreItem>
 </file>